--- a/tillsyn/A 61591-2025 tillsynsbegäran.docx
+++ b/tillsyn/A 61591-2025 tillsynsbegäran.docx
@@ -264,7 +264,7 @@
     <w:r>
       <w:tab/>
       <w:tab/>
-      <w:t>2025-12-12</w:t>
+      <w:t>2025-12-13</w:t>
       <w:br/>
       <w:br/>
     </w:r>

--- a/tillsyn/A 61591-2025 tillsynsbegäran.docx
+++ b/tillsyn/A 61591-2025 tillsynsbegäran.docx
@@ -264,7 +264,7 @@
     <w:r>
       <w:tab/>
       <w:tab/>
-      <w:t>2025-12-19</w:t>
+      <w:t>2025-12-20</w:t>
       <w:br/>
       <w:br/>
     </w:r>

--- a/tillsyn/A 61591-2025 tillsynsbegäran.docx
+++ b/tillsyn/A 61591-2025 tillsynsbegäran.docx
@@ -264,7 +264,7 @@
     <w:r>
       <w:tab/>
       <w:tab/>
-      <w:t>2025-12-20</w:t>
+      <w:t>2025-12-21</w:t>
       <w:br/>
       <w:br/>
     </w:r>

--- a/tillsyn/A 61591-2025 tillsynsbegäran.docx
+++ b/tillsyn/A 61591-2025 tillsynsbegäran.docx
@@ -264,7 +264,7 @@
     <w:r>
       <w:tab/>
       <w:tab/>
-      <w:t>2025-12-21</w:t>
+      <w:t>2025-12-22</w:t>
       <w:br/>
       <w:br/>
     </w:r>

--- a/tillsyn/A 61591-2025 tillsynsbegäran.docx
+++ b/tillsyn/A 61591-2025 tillsynsbegäran.docx
@@ -264,7 +264,7 @@
     <w:r>
       <w:tab/>
       <w:tab/>
-      <w:t>2025-12-22</w:t>
+      <w:t>2025-12-26</w:t>
       <w:br/>
       <w:br/>
     </w:r>

--- a/tillsyn/A 61591-2025 tillsynsbegäran.docx
+++ b/tillsyn/A 61591-2025 tillsynsbegäran.docx
@@ -264,7 +264,7 @@
     <w:r>
       <w:tab/>
       <w:tab/>
-      <w:t>2026-01-03</w:t>
+      <w:t>2026-01-04</w:t>
       <w:br/>
       <w:br/>
     </w:r>

--- a/tillsyn/A 61591-2025 tillsynsbegäran.docx
+++ b/tillsyn/A 61591-2025 tillsynsbegäran.docx
@@ -264,7 +264,7 @@
     <w:r>
       <w:tab/>
       <w:tab/>
-      <w:t>2026-01-07</w:t>
+      <w:t>2026-01-08</w:t>
       <w:br/>
       <w:br/>
     </w:r>

--- a/tillsyn/A 61591-2025 tillsynsbegäran.docx
+++ b/tillsyn/A 61591-2025 tillsynsbegäran.docx
@@ -264,7 +264,7 @@
     <w:r>
       <w:tab/>
       <w:tab/>
-      <w:t>2026-01-08</w:t>
+      <w:t>2026-01-09</w:t>
       <w:br/>
       <w:br/>
     </w:r>

--- a/tillsyn/A 61591-2025 tillsynsbegäran.docx
+++ b/tillsyn/A 61591-2025 tillsynsbegäran.docx
@@ -264,7 +264,7 @@
     <w:r>
       <w:tab/>
       <w:tab/>
-      <w:t>2026-01-09</w:t>
+      <w:t>2026-01-10</w:t>
       <w:br/>
       <w:br/>
     </w:r>

--- a/tillsyn/A 61591-2025 tillsynsbegäran.docx
+++ b/tillsyn/A 61591-2025 tillsynsbegäran.docx
@@ -264,7 +264,7 @@
     <w:r>
       <w:tab/>
       <w:tab/>
-      <w:t>2026-01-10</w:t>
+      <w:t>2026-01-11</w:t>
       <w:br/>
       <w:br/>
     </w:r>

--- a/tillsyn/A 61591-2025 tillsynsbegäran.docx
+++ b/tillsyn/A 61591-2025 tillsynsbegäran.docx
@@ -264,7 +264,7 @@
     <w:r>
       <w:tab/>
       <w:tab/>
-      <w:t>2026-01-11</w:t>
+      <w:t>2026-01-12</w:t>
       <w:br/>
       <w:br/>
     </w:r>

--- a/tillsyn/A 61591-2025 tillsynsbegäran.docx
+++ b/tillsyn/A 61591-2025 tillsynsbegäran.docx
@@ -264,7 +264,7 @@
     <w:r>
       <w:tab/>
       <w:tab/>
-      <w:t>2026-01-12</w:t>
+      <w:t>2026-01-13</w:t>
       <w:br/>
       <w:br/>
     </w:r>

--- a/tillsyn/A 61591-2025 tillsynsbegäran.docx
+++ b/tillsyn/A 61591-2025 tillsynsbegäran.docx
@@ -264,7 +264,7 @@
     <w:r>
       <w:tab/>
       <w:tab/>
-      <w:t>2026-01-13</w:t>
+      <w:t>2026-01-14</w:t>
       <w:br/>
       <w:br/>
     </w:r>

--- a/tillsyn/A 61591-2025 tillsynsbegäran.docx
+++ b/tillsyn/A 61591-2025 tillsynsbegäran.docx
@@ -264,7 +264,7 @@
     <w:r>
       <w:tab/>
       <w:tab/>
-      <w:t>2026-01-14</w:t>
+      <w:t>2026-01-15</w:t>
       <w:br/>
       <w:br/>
     </w:r>

--- a/tillsyn/A 61591-2025 tillsynsbegäran.docx
+++ b/tillsyn/A 61591-2025 tillsynsbegäran.docx
@@ -264,7 +264,7 @@
     <w:r>
       <w:tab/>
       <w:tab/>
-      <w:t>2026-01-15</w:t>
+      <w:t>2026-01-16</w:t>
       <w:br/>
       <w:br/>
     </w:r>

--- a/tillsyn/A 61591-2025 tillsynsbegäran.docx
+++ b/tillsyn/A 61591-2025 tillsynsbegäran.docx
@@ -264,7 +264,7 @@
     <w:r>
       <w:tab/>
       <w:tab/>
-      <w:t>2026-01-16</w:t>
+      <w:t>2026-01-17</w:t>
       <w:br/>
       <w:br/>
     </w:r>

--- a/tillsyn/A 61591-2025 tillsynsbegäran.docx
+++ b/tillsyn/A 61591-2025 tillsynsbegäran.docx
@@ -264,7 +264,7 @@
     <w:r>
       <w:tab/>
       <w:tab/>
-      <w:t>2026-01-17</w:t>
+      <w:t>2026-01-18</w:t>
       <w:br/>
       <w:br/>
     </w:r>

--- a/tillsyn/A 61591-2025 tillsynsbegäran.docx
+++ b/tillsyn/A 61591-2025 tillsynsbegäran.docx
@@ -264,7 +264,7 @@
     <w:r>
       <w:tab/>
       <w:tab/>
-      <w:t>2026-01-18</w:t>
+      <w:t>2026-01-19</w:t>
       <w:br/>
       <w:br/>
     </w:r>

--- a/tillsyn/A 61591-2025 tillsynsbegäran.docx
+++ b/tillsyn/A 61591-2025 tillsynsbegäran.docx
@@ -264,7 +264,7 @@
     <w:r>
       <w:tab/>
       <w:tab/>
-      <w:t>2026-01-19</w:t>
+      <w:t>2026-01-20</w:t>
       <w:br/>
       <w:br/>
     </w:r>

--- a/tillsyn/A 61591-2025 tillsynsbegäran.docx
+++ b/tillsyn/A 61591-2025 tillsynsbegäran.docx
@@ -264,7 +264,7 @@
     <w:r>
       <w:tab/>
       <w:tab/>
-      <w:t>2026-01-20</w:t>
+      <w:t>2026-01-21</w:t>
       <w:br/>
       <w:br/>
     </w:r>

--- a/tillsyn/A 61591-2025 tillsynsbegäran.docx
+++ b/tillsyn/A 61591-2025 tillsynsbegäran.docx
@@ -264,7 +264,7 @@
     <w:r>
       <w:tab/>
       <w:tab/>
-      <w:t>2026-01-21</w:t>
+      <w:t>2026-01-23</w:t>
       <w:br/>
       <w:br/>
     </w:r>

--- a/tillsyn/A 61591-2025 tillsynsbegäran.docx
+++ b/tillsyn/A 61591-2025 tillsynsbegäran.docx
@@ -264,7 +264,7 @@
     <w:r>
       <w:tab/>
       <w:tab/>
-      <w:t>2026-01-23</w:t>
+      <w:t>2026-01-24</w:t>
       <w:br/>
       <w:br/>
     </w:r>

--- a/tillsyn/A 61591-2025 tillsynsbegäran.docx
+++ b/tillsyn/A 61591-2025 tillsynsbegäran.docx
@@ -264,7 +264,7 @@
     <w:r>
       <w:tab/>
       <w:tab/>
-      <w:t>2026-01-24</w:t>
+      <w:t>2026-01-25</w:t>
       <w:br/>
       <w:br/>
     </w:r>

--- a/tillsyn/A 61591-2025 tillsynsbegäran.docx
+++ b/tillsyn/A 61591-2025 tillsynsbegäran.docx
@@ -264,7 +264,7 @@
     <w:r>
       <w:tab/>
       <w:tab/>
-      <w:t>2026-01-25</w:t>
+      <w:t>2026-01-26</w:t>
       <w:br/>
       <w:br/>
     </w:r>

--- a/tillsyn/A 61591-2025 tillsynsbegäran.docx
+++ b/tillsyn/A 61591-2025 tillsynsbegäran.docx
@@ -264,7 +264,7 @@
     <w:r>
       <w:tab/>
       <w:tab/>
-      <w:t>2026-01-26</w:t>
+      <w:t>2026-01-27</w:t>
       <w:br/>
       <w:br/>
     </w:r>

--- a/tillsyn/A 61591-2025 tillsynsbegäran.docx
+++ b/tillsyn/A 61591-2025 tillsynsbegäran.docx
@@ -264,7 +264,7 @@
     <w:r>
       <w:tab/>
       <w:tab/>
-      <w:t>2026-01-27</w:t>
+      <w:t>2026-01-28</w:t>
       <w:br/>
       <w:br/>
     </w:r>

--- a/tillsyn/A 61591-2025 tillsynsbegäran.docx
+++ b/tillsyn/A 61591-2025 tillsynsbegäran.docx
@@ -95,10 +95,39 @@
         <w:rPr>
           <w:b/>
         </w:rPr>
+        <w:t>Dropptaggsvamp</w:t>
+      </w:r>
+      <w:r>
+        <w:t xml:space="preserve"> bildar mykorrhiza med tall, huvudsakligen i äldre skog. Total population i landet bedöms ha minskat och fortsatt minska på grund av slutavverkningar och förhöja kvävenivåer i marken som en följd av skogsgödsling. Dropptaggsvamp är typisk art för </w:t>
+      </w:r>
+      <w:r>
+        <w:rPr>
+          <w:i/>
+        </w:rPr>
+        <w:t xml:space="preserve">9010 Taiga </w:t>
+      </w:r>
+      <w:r>
+        <w:t>(SLU Artdatabanken, 2025).</w:t>
+      </w:r>
+    </w:p>
+    <w:p>
+      <w:r>
+        <w:rPr>
+          <w:b/>
+        </w:rPr>
         <w:t>Dvärgbägarlav (NT)</w:t>
       </w:r>
       <w:r>
-        <w:t xml:space="preserve"> förekommer över hela Sverige på gammal hård ved, huvudsakligen på tall men i södra Sverige även på ek. Veden utgörs framförallt av grova stubbar, lågor och grenar. Substratet har blivit sällsyntare och nybildning av substrat sker bara i begränsad omfattning. Arten hotas av att grova lågor blir allt sällsyntare i dagens kulturskogar samt att nybildningen av lämpliga substrat går mycket långsamt. En riklig tillgång på gamla tall- eller eklågor måste säkerställas på artens lokaler (SLU Artdatabanken, 2024; Nitare &amp; Skogsstyrelsen, 2019).</w:t>
+        <w:t xml:space="preserve"> förekommer över hela Sverige på gammal hård ved, huvudsakligen på tall men i södra Sverige även på ek. Veden utgörs framförallt av grova stubbar, lågor och grenar. Substratet har blivit sällsyntare och nybildning av substrat sker bara i begränsad omfattning. Arten hotas av att grova lågor blir allt sällsyntare i dagens kulturskogar samt att nybildningen av lämpliga substrat går mycket långsamt. En riklig tillgång på gamla tall- eller eklågor måste säkerställas på artens lokaler. Dvärgbägarlav är typisk art för </w:t>
+      </w:r>
+      <w:r>
+        <w:rPr>
+          <w:i/>
+        </w:rPr>
+        <w:t>9010 Taiga</w:t>
+      </w:r>
+      <w:r>
+        <w:t xml:space="preserve"> (SLU Artdatabanken, 2024; Nitare &amp; Skogsstyrelsen, 2019).</w:t>
       </w:r>
     </w:p>
     <w:p>
@@ -109,7 +138,16 @@
         <w:t>Kolflarnlav (NT)</w:t>
       </w:r>
       <w:r>
-        <w:t xml:space="preserve"> är brandberoende och växer nästan uteslutande på kolad hård kärnved av tall. Etableringen verkar ske först 100–300 år efter brand och nytt substrat nybildas i mycket begränsad omfattning. Avverkning av tallskog av naturskogskaraktär med spår av återkommande bränder är ett hot och mängden lämplig ved att växa på för arten minskar dels på grund av naturlig nedbrytning men framförallt på grund av att det förstörs i samband med slutavverkningar, gallringar och markberedning. Såväl kolflarnlav som mörk kolflarnlav har glänsande bålfjäll och förekommer främst i tall- och blandbarrskogar av naturskogskaraktär med spår av återkommande bränder. Skogar som dessa hyser höga biologiska värden och bör skyddas (SLU Artdatabanken, 2024).</w:t>
+        <w:t xml:space="preserve"> är brandberoende och växer nästan uteslutande på kolad hård kärnved av tall. Etableringen verkar ske först 100–300 år efter brand och nytt substrat nybildas i mycket begränsad omfattning. Avverkning av tallskog av naturskogskaraktär med spår av återkommande bränder är ett hot och mängden lämplig ved att växa på för arten minskar dels på grund av naturlig nedbrytning men framförallt på grund av att det förstörs i samband med slutavverkningar, gallringar och markberedning. Såväl kolflarnlav som mörk kolflarnlav har glänsande bålfjäll och förekommer främst i tall- och blandbarrskogar av naturskogskaraktär med spår av återkommande bränder. Skogar som dessa hyser höga biologiska värden och bör skyddas. Kolflarnlav är typisk art för </w:t>
+      </w:r>
+      <w:r>
+        <w:rPr>
+          <w:i/>
+        </w:rPr>
+        <w:t>9010 Taiga</w:t>
+      </w:r>
+      <w:r>
+        <w:t xml:space="preserve"> (SLU Artdatabanken, 2024).</w:t>
       </w:r>
     </w:p>
     <w:p>
@@ -134,6 +172,35 @@
     <w:p>
       <w:r>
         <w:t>Följande fridlysta arter har sina livsmiljöer och växtplatser i den avverkningsanmälda skogen: plattlummer (S, §9).</w:t>
+      </w:r>
+    </w:p>
+    <w:p>
+      <w:r>
+        <w:rPr>
+          <w:b/>
+        </w:rPr>
+        <w:t>Plattlummer (§9)</w:t>
+      </w:r>
+      <w:r>
+        <w:t xml:space="preserve"> växer främst i ljusöppna sandtallskogar eller annan gles, torr och brandpräglad hedbarrskog. Den är mest frekvent i olika typer av naturskogar och kontinuitetsskogar och missgynnas markant av slutavverkning och maskinell markberedning. Söder ut i landet förekommer de närstående arterna cypresslummer (VU, §8) och mellanlummer (VU, §9), vilka båda omfattas av EU:s art- och habitatdirektiv. Plattlummer är typisk art för </w:t>
+      </w:r>
+      <w:r>
+        <w:rPr>
+          <w:i/>
+        </w:rPr>
+        <w:t xml:space="preserve">9010 Taiga </w:t>
+      </w:r>
+      <w:r>
+        <w:t>och</w:t>
+      </w:r>
+      <w:r>
+        <w:rPr>
+          <w:i/>
+        </w:rPr>
+        <w:t xml:space="preserve"> 2320 Rissandhedar </w:t>
+      </w:r>
+      <w:r>
+        <w:t>(Nitare &amp; Skogsstyrelsen, 2019; SLU Artdatabanken, 2025).</w:t>
       </w:r>
     </w:p>
     <w:sectPr>
@@ -264,7 +331,7 @@
     <w:r>
       <w:tab/>
       <w:tab/>
-      <w:t>2026-01-28</w:t>
+      <w:t>2026-01-29</w:t>
       <w:br/>
       <w:br/>
     </w:r>

--- a/tillsyn/A 61591-2025 tillsynsbegäran.docx
+++ b/tillsyn/A 61591-2025 tillsynsbegäran.docx
@@ -331,7 +331,7 @@
     <w:r>
       <w:tab/>
       <w:tab/>
-      <w:t>2026-01-29</w:t>
+      <w:t>2026-01-30</w:t>
       <w:br/>
       <w:br/>
     </w:r>

--- a/tillsyn/A 61591-2025 tillsynsbegäran.docx
+++ b/tillsyn/A 61591-2025 tillsynsbegäran.docx
@@ -331,7 +331,7 @@
     <w:r>
       <w:tab/>
       <w:tab/>
-      <w:t>2026-01-30</w:t>
+      <w:t>2026-01-31</w:t>
       <w:br/>
       <w:br/>
     </w:r>

--- a/tillsyn/A 61591-2025 tillsynsbegäran.docx
+++ b/tillsyn/A 61591-2025 tillsynsbegäran.docx
@@ -331,7 +331,7 @@
     <w:r>
       <w:tab/>
       <w:tab/>
-      <w:t>2026-02-22</w:t>
+      <w:t>2026-02-23</w:t>
       <w:br/>
       <w:br/>
     </w:r>

--- a/tillsyn/A 61591-2025 tillsynsbegäran.docx
+++ b/tillsyn/A 61591-2025 tillsynsbegäran.docx
@@ -331,7 +331,7 @@
     <w:r>
       <w:tab/>
       <w:tab/>
-      <w:t>2026-02-23</w:t>
+      <w:t>2026-02-24</w:t>
       <w:br/>
       <w:br/>
     </w:r>

--- a/tillsyn/A 61591-2025 tillsynsbegäran.docx
+++ b/tillsyn/A 61591-2025 tillsynsbegäran.docx
@@ -331,7 +331,7 @@
     <w:r>
       <w:tab/>
       <w:tab/>
-      <w:t>2026-02-24</w:t>
+      <w:t>2026-02-25</w:t>
       <w:br/>
       <w:br/>
     </w:r>

--- a/tillsyn/A 61591-2025 tillsynsbegäran.docx
+++ b/tillsyn/A 61591-2025 tillsynsbegäran.docx
@@ -331,7 +331,7 @@
     <w:r>
       <w:tab/>
       <w:tab/>
-      <w:t>2026-02-25</w:t>
+      <w:t>2026-02-26</w:t>
       <w:br/>
       <w:br/>
     </w:r>

--- a/tillsyn/A 61591-2025 tillsynsbegäran.docx
+++ b/tillsyn/A 61591-2025 tillsynsbegäran.docx
@@ -331,7 +331,7 @@
     <w:r>
       <w:tab/>
       <w:tab/>
-      <w:t>2026-02-26</w:t>
+      <w:t>2026-02-28</w:t>
       <w:br/>
       <w:br/>
     </w:r>

--- a/tillsyn/A 61591-2025 tillsynsbegäran.docx
+++ b/tillsyn/A 61591-2025 tillsynsbegäran.docx
@@ -331,7 +331,7 @@
     <w:r>
       <w:tab/>
       <w:tab/>
-      <w:t>2026-02-28</w:t>
+      <w:t>2026-03-01</w:t>
       <w:br/>
       <w:br/>
     </w:r>

--- a/tillsyn/A 61591-2025 tillsynsbegäran.docx
+++ b/tillsyn/A 61591-2025 tillsynsbegäran.docx
@@ -331,7 +331,7 @@
     <w:r>
       <w:tab/>
       <w:tab/>
-      <w:t>2026-03-01</w:t>
+      <w:t>2026-03-02</w:t>
       <w:br/>
       <w:br/>
     </w:r>

--- a/tillsyn/A 61591-2025 tillsynsbegäran.docx
+++ b/tillsyn/A 61591-2025 tillsynsbegäran.docx
@@ -331,7 +331,7 @@
     <w:r>
       <w:tab/>
       <w:tab/>
-      <w:t>2026-03-02</w:t>
+      <w:t>2026-03-03</w:t>
       <w:br/>
       <w:br/>
     </w:r>

--- a/tillsyn/A 61591-2025 tillsynsbegäran.docx
+++ b/tillsyn/A 61591-2025 tillsynsbegäran.docx
@@ -331,7 +331,7 @@
     <w:r>
       <w:tab/>
       <w:tab/>
-      <w:t>2026-03-03</w:t>
+      <w:t>2026-03-04</w:t>
       <w:br/>
       <w:br/>
     </w:r>

--- a/tillsyn/A 61591-2025 tillsynsbegäran.docx
+++ b/tillsyn/A 61591-2025 tillsynsbegäran.docx
@@ -331,7 +331,7 @@
     <w:r>
       <w:tab/>
       <w:tab/>
-      <w:t>2026-03-04</w:t>
+      <w:t>2026-03-05</w:t>
       <w:br/>
       <w:br/>
     </w:r>

--- a/tillsyn/A 61591-2025 tillsynsbegäran.docx
+++ b/tillsyn/A 61591-2025 tillsynsbegäran.docx
@@ -331,7 +331,7 @@
     <w:r>
       <w:tab/>
       <w:tab/>
-      <w:t>2026-03-05</w:t>
+      <w:t>2026-03-06</w:t>
       <w:br/>
       <w:br/>
     </w:r>

--- a/tillsyn/A 61591-2025 tillsynsbegäran.docx
+++ b/tillsyn/A 61591-2025 tillsynsbegäran.docx
@@ -331,7 +331,7 @@
     <w:r>
       <w:tab/>
       <w:tab/>
-      <w:t>2026-03-06</w:t>
+      <w:t>2026-03-07</w:t>
       <w:br/>
       <w:br/>
     </w:r>

--- a/tillsyn/A 61591-2025 tillsynsbegäran.docx
+++ b/tillsyn/A 61591-2025 tillsynsbegäran.docx
@@ -331,7 +331,7 @@
     <w:r>
       <w:tab/>
       <w:tab/>
-      <w:t>2026-03-07</w:t>
+      <w:t>2026-03-08</w:t>
       <w:br/>
       <w:br/>
     </w:r>

--- a/tillsyn/A 61591-2025 tillsynsbegäran.docx
+++ b/tillsyn/A 61591-2025 tillsynsbegäran.docx
@@ -331,7 +331,7 @@
     <w:r>
       <w:tab/>
       <w:tab/>
-      <w:t>2026-03-08</w:t>
+      <w:t>2026-03-09</w:t>
       <w:br/>
       <w:br/>
     </w:r>

--- a/tillsyn/A 61591-2025 tillsynsbegäran.docx
+++ b/tillsyn/A 61591-2025 tillsynsbegäran.docx
@@ -331,7 +331,7 @@
     <w:r>
       <w:tab/>
       <w:tab/>
-      <w:t>2026-03-09</w:t>
+      <w:t>2026-03-10</w:t>
       <w:br/>
       <w:br/>
     </w:r>

--- a/tillsyn/A 61591-2025 tillsynsbegäran.docx
+++ b/tillsyn/A 61591-2025 tillsynsbegäran.docx
@@ -331,7 +331,7 @@
     <w:r>
       <w:tab/>
       <w:tab/>
-      <w:t>2026-03-10</w:t>
+      <w:t>2026-03-11</w:t>
       <w:br/>
       <w:br/>
     </w:r>

--- a/tillsyn/A 61591-2025 tillsynsbegäran.docx
+++ b/tillsyn/A 61591-2025 tillsynsbegäran.docx
@@ -331,7 +331,7 @@
     <w:r>
       <w:tab/>
       <w:tab/>
-      <w:t>2026-03-11</w:t>
+      <w:t>2026-03-12</w:t>
       <w:br/>
       <w:br/>
     </w:r>

--- a/tillsyn/A 61591-2025 tillsynsbegäran.docx
+++ b/tillsyn/A 61591-2025 tillsynsbegäran.docx
@@ -331,7 +331,7 @@
     <w:r>
       <w:tab/>
       <w:tab/>
-      <w:t>2026-03-12</w:t>
+      <w:t>2026-03-13</w:t>
       <w:br/>
       <w:br/>
     </w:r>

--- a/tillsyn/A 61591-2025 tillsynsbegäran.docx
+++ b/tillsyn/A 61591-2025 tillsynsbegäran.docx
@@ -331,7 +331,7 @@
     <w:r>
       <w:tab/>
       <w:tab/>
-      <w:t>2026-04-14</w:t>
+      <w:t>2026-04-15</w:t>
       <w:br/>
       <w:br/>
     </w:r>

--- a/tillsyn/A 61591-2025 tillsynsbegäran.docx
+++ b/tillsyn/A 61591-2025 tillsynsbegäran.docx
@@ -331,7 +331,7 @@
     <w:r>
       <w:tab/>
       <w:tab/>
-      <w:t>2026-04-15</w:t>
+      <w:t>2026-04-16</w:t>
       <w:br/>
       <w:br/>
     </w:r>

--- a/tillsyn/A 61591-2025 tillsynsbegäran.docx
+++ b/tillsyn/A 61591-2025 tillsynsbegäran.docx
@@ -331,7 +331,7 @@
     <w:r>
       <w:tab/>
       <w:tab/>
-      <w:t>2026-04-16</w:t>
+      <w:t>2026-04-17</w:t>
       <w:br/>
       <w:br/>
     </w:r>

--- a/tillsyn/A 61591-2025 tillsynsbegäran.docx
+++ b/tillsyn/A 61591-2025 tillsynsbegäran.docx
@@ -331,7 +331,7 @@
     <w:r>
       <w:tab/>
       <w:tab/>
-      <w:t>2026-04-17</w:t>
+      <w:t>2026-04-18</w:t>
       <w:br/>
       <w:br/>
     </w:r>

--- a/tillsyn/A 61591-2025 tillsynsbegäran.docx
+++ b/tillsyn/A 61591-2025 tillsynsbegäran.docx
@@ -331,7 +331,7 @@
     <w:r>
       <w:tab/>
       <w:tab/>
-      <w:t>2026-04-18</w:t>
+      <w:t>2026-04-19</w:t>
       <w:br/>
       <w:br/>
     </w:r>

--- a/tillsyn/A 61591-2025 tillsynsbegäran.docx
+++ b/tillsyn/A 61591-2025 tillsynsbegäran.docx
@@ -331,7 +331,7 @@
     <w:r>
       <w:tab/>
       <w:tab/>
-      <w:t>2026-04-19</w:t>
+      <w:t>2026-04-20</w:t>
       <w:br/>
       <w:br/>
     </w:r>

--- a/tillsyn/A 61591-2025 tillsynsbegäran.docx
+++ b/tillsyn/A 61591-2025 tillsynsbegäran.docx
@@ -331,7 +331,7 @@
     <w:r>
       <w:tab/>
       <w:tab/>
-      <w:t>2026-04-20</w:t>
+      <w:t>2026-04-21</w:t>
       <w:br/>
       <w:br/>
     </w:r>

--- a/tillsyn/A 61591-2025 tillsynsbegäran.docx
+++ b/tillsyn/A 61591-2025 tillsynsbegäran.docx
@@ -331,7 +331,7 @@
     <w:r>
       <w:tab/>
       <w:tab/>
-      <w:t>2026-04-21</w:t>
+      <w:t>2026-04-22</w:t>
       <w:br/>
       <w:br/>
     </w:r>

--- a/tillsyn/A 61591-2025 tillsynsbegäran.docx
+++ b/tillsyn/A 61591-2025 tillsynsbegäran.docx
@@ -331,7 +331,7 @@
     <w:r>
       <w:tab/>
       <w:tab/>
-      <w:t>2026-04-22</w:t>
+      <w:t>2026-04-23</w:t>
       <w:br/>
       <w:br/>
     </w:r>

--- a/tillsyn/A 61591-2025 tillsynsbegäran.docx
+++ b/tillsyn/A 61591-2025 tillsynsbegäran.docx
@@ -331,7 +331,7 @@
     <w:r>
       <w:tab/>
       <w:tab/>
-      <w:t>2026-04-23</w:t>
+      <w:t>2026-04-24</w:t>
       <w:br/>
       <w:br/>
     </w:r>

--- a/tillsyn/A 61591-2025 tillsynsbegäran.docx
+++ b/tillsyn/A 61591-2025 tillsynsbegäran.docx
@@ -331,7 +331,7 @@
     <w:r>
       <w:tab/>
       <w:tab/>
-      <w:t>2026-04-24</w:t>
+      <w:t>2026-04-25</w:t>
       <w:br/>
       <w:br/>
     </w:r>

--- a/tillsyn/A 61591-2025 tillsynsbegäran.docx
+++ b/tillsyn/A 61591-2025 tillsynsbegäran.docx
@@ -331,7 +331,7 @@
     <w:r>
       <w:tab/>
       <w:tab/>
-      <w:t>2026-04-25</w:t>
+      <w:t>2026-04-26</w:t>
       <w:br/>
       <w:br/>
     </w:r>

--- a/tillsyn/A 61591-2025 tillsynsbegäran.docx
+++ b/tillsyn/A 61591-2025 tillsynsbegäran.docx
@@ -331,7 +331,7 @@
     <w:r>
       <w:tab/>
       <w:tab/>
-      <w:t>2026-04-26</w:t>
+      <w:t>2026-04-27</w:t>
       <w:br/>
       <w:br/>
     </w:r>

--- a/tillsyn/A 61591-2025 tillsynsbegäran.docx
+++ b/tillsyn/A 61591-2025 tillsynsbegäran.docx
@@ -331,7 +331,7 @@
     <w:r>
       <w:tab/>
       <w:tab/>
-      <w:t>2026-04-27</w:t>
+      <w:t>2026-04-28</w:t>
       <w:br/>
       <w:br/>
     </w:r>

--- a/tillsyn/A 61591-2025 tillsynsbegäran.docx
+++ b/tillsyn/A 61591-2025 tillsynsbegäran.docx
@@ -331,7 +331,7 @@
     <w:r>
       <w:tab/>
       <w:tab/>
-      <w:t>2026-04-28</w:t>
+      <w:t>2026-04-29</w:t>
       <w:br/>
       <w:br/>
     </w:r>

--- a/tillsyn/A 61591-2025 tillsynsbegäran.docx
+++ b/tillsyn/A 61591-2025 tillsynsbegäran.docx
@@ -331,7 +331,7 @@
     <w:r>
       <w:tab/>
       <w:tab/>
-      <w:t>2026-04-29</w:t>
+      <w:t>2026-04-30</w:t>
       <w:br/>
       <w:br/>
     </w:r>

--- a/tillsyn/A 61591-2025 tillsynsbegäran.docx
+++ b/tillsyn/A 61591-2025 tillsynsbegäran.docx
@@ -331,7 +331,7 @@
     <w:r>
       <w:tab/>
       <w:tab/>
-      <w:t>2026-04-30</w:t>
+      <w:t>2026-05-01</w:t>
       <w:br/>
       <w:br/>
     </w:r>

--- a/tillsyn/A 61591-2025 tillsynsbegäran.docx
+++ b/tillsyn/A 61591-2025 tillsynsbegäran.docx
@@ -331,7 +331,7 @@
     <w:r>
       <w:tab/>
       <w:tab/>
-      <w:t>2026-05-01</w:t>
+      <w:t>2026-05-02</w:t>
       <w:br/>
       <w:br/>
     </w:r>

--- a/tillsyn/A 61591-2025 tillsynsbegäran.docx
+++ b/tillsyn/A 61591-2025 tillsynsbegäran.docx
@@ -331,7 +331,7 @@
     <w:r>
       <w:tab/>
       <w:tab/>
-      <w:t>2026-05-02</w:t>
+      <w:t>2026-05-03</w:t>
       <w:br/>
       <w:br/>
     </w:r>

--- a/tillsyn/A 61591-2025 tillsynsbegäran.docx
+++ b/tillsyn/A 61591-2025 tillsynsbegäran.docx
@@ -331,7 +331,7 @@
     <w:r>
       <w:tab/>
       <w:tab/>
-      <w:t>2026-05-03</w:t>
+      <w:t>2026-05-04</w:t>
       <w:br/>
       <w:br/>
     </w:r>

--- a/tillsyn/A 61591-2025 tillsynsbegäran.docx
+++ b/tillsyn/A 61591-2025 tillsynsbegäran.docx
@@ -331,7 +331,7 @@
     <w:r>
       <w:tab/>
       <w:tab/>
-      <w:t>2026-05-04</w:t>
+      <w:t>2026-05-05</w:t>
       <w:br/>
       <w:br/>
     </w:r>

--- a/tillsyn/A 61591-2025 tillsynsbegäran.docx
+++ b/tillsyn/A 61591-2025 tillsynsbegäran.docx
@@ -331,7 +331,7 @@
     <w:r>
       <w:tab/>
       <w:tab/>
-      <w:t>2026-05-05</w:t>
+      <w:t>2026-05-06</w:t>
       <w:br/>
       <w:br/>
     </w:r>

--- a/tillsyn/A 61591-2025 tillsynsbegäran.docx
+++ b/tillsyn/A 61591-2025 tillsynsbegäran.docx
@@ -331,7 +331,7 @@
     <w:r>
       <w:tab/>
       <w:tab/>
-      <w:t>2026-05-16</w:t>
+      <w:t>2026-05-17</w:t>
       <w:br/>
       <w:br/>
     </w:r>

--- a/tillsyn/A 61591-2025 tillsynsbegäran.docx
+++ b/tillsyn/A 61591-2025 tillsynsbegäran.docx
@@ -331,7 +331,7 @@
     <w:r>
       <w:tab/>
       <w:tab/>
-      <w:t>2026-05-17</w:t>
+      <w:t>2026-05-18</w:t>
       <w:br/>
       <w:br/>
     </w:r>

--- a/tillsyn/A 61591-2025 tillsynsbegäran.docx
+++ b/tillsyn/A 61591-2025 tillsynsbegäran.docx
@@ -331,7 +331,7 @@
     <w:r>
       <w:tab/>
       <w:tab/>
-      <w:t>2026-05-18</w:t>
+      <w:t>2026-05-19</w:t>
       <w:br/>
       <w:br/>
     </w:r>

--- a/tillsyn/A 61591-2025 tillsynsbegäran.docx
+++ b/tillsyn/A 61591-2025 tillsynsbegäran.docx
@@ -331,7 +331,7 @@
     <w:r>
       <w:tab/>
       <w:tab/>
-      <w:t>2026-05-19</w:t>
+      <w:t>2026-05-20</w:t>
       <w:br/>
       <w:br/>
     </w:r>

--- a/tillsyn/A 61591-2025 tillsynsbegäran.docx
+++ b/tillsyn/A 61591-2025 tillsynsbegäran.docx
@@ -347,7 +347,7 @@
     <w:r>
       <w:tab/>
       <w:tab/>
-      <w:t>2026-07-13</w:t>
+      <w:t>2026-07-14</w:t>
       <w:br/>
       <w:br/>
     </w:r>

--- a/tillsyn/A 61591-2025 tillsynsbegäran.docx
+++ b/tillsyn/A 61591-2025 tillsynsbegäran.docx
@@ -347,7 +347,7 @@
     <w:r>
       <w:tab/>
       <w:tab/>
-      <w:t>2026-07-14</w:t>
+      <w:t>2026-07-15</w:t>
       <w:br/>
       <w:br/>
     </w:r>

--- a/tillsyn/A 61591-2025 tillsynsbegäran.docx
+++ b/tillsyn/A 61591-2025 tillsynsbegäran.docx
@@ -347,7 +347,7 @@
     <w:r>
       <w:tab/>
       <w:tab/>
-      <w:t>2026-07-15</w:t>
+      <w:t>2026-07-16</w:t>
       <w:br/>
       <w:br/>
     </w:r>

--- a/tillsyn/A 61591-2025 tillsynsbegäran.docx
+++ b/tillsyn/A 61591-2025 tillsynsbegäran.docx
@@ -347,7 +347,7 @@
     <w:r>
       <w:tab/>
       <w:tab/>
-      <w:t>2026-07-16</w:t>
+      <w:t>2026-07-17</w:t>
       <w:br/>
       <w:br/>
     </w:r>

--- a/tillsyn/A 61591-2025 tillsynsbegäran.docx
+++ b/tillsyn/A 61591-2025 tillsynsbegäran.docx
@@ -347,7 +347,7 @@
     <w:r>
       <w:tab/>
       <w:tab/>
-      <w:t>2026-07-17</w:t>
+      <w:t>2026-07-18</w:t>
       <w:br/>
       <w:br/>
     </w:r>

--- a/tillsyn/A 61591-2025 tillsynsbegäran.docx
+++ b/tillsyn/A 61591-2025 tillsynsbegäran.docx
@@ -347,7 +347,7 @@
     <w:r>
       <w:tab/>
       <w:tab/>
-      <w:t>2026-07-18</w:t>
+      <w:t>2026-07-19</w:t>
       <w:br/>
       <w:br/>
     </w:r>

--- a/tillsyn/A 61591-2025 tillsynsbegäran.docx
+++ b/tillsyn/A 61591-2025 tillsynsbegäran.docx
@@ -347,7 +347,7 @@
     <w:r>
       <w:tab/>
       <w:tab/>
-      <w:t>2026-07-19</w:t>
+      <w:t>2026-07-20</w:t>
       <w:br/>
       <w:br/>
     </w:r>

--- a/tillsyn/A 61591-2025 tillsynsbegäran.docx
+++ b/tillsyn/A 61591-2025 tillsynsbegäran.docx
@@ -347,7 +347,7 @@
     <w:r>
       <w:tab/>
       <w:tab/>
-      <w:t>2026-07-20</w:t>
+      <w:t>2026-07-21</w:t>
       <w:br/>
       <w:br/>
     </w:r>

--- a/tillsyn/A 61591-2025 tillsynsbegäran.docx
+++ b/tillsyn/A 61591-2025 tillsynsbegäran.docx
@@ -347,7 +347,7 @@
     <w:r>
       <w:tab/>
       <w:tab/>
-      <w:t>2026-07-21</w:t>
+      <w:t>2026-07-22</w:t>
       <w:br/>
       <w:br/>
     </w:r>

--- a/tillsyn/A 61591-2025 tillsynsbegäran.docx
+++ b/tillsyn/A 61591-2025 tillsynsbegäran.docx
@@ -347,7 +347,7 @@
     <w:r>
       <w:tab/>
       <w:tab/>
-      <w:t>2026-07-22</w:t>
+      <w:t>2026-07-23</w:t>
       <w:br/>
       <w:br/>
     </w:r>

--- a/tillsyn/A 61591-2025 tillsynsbegäran.docx
+++ b/tillsyn/A 61591-2025 tillsynsbegäran.docx
@@ -347,7 +347,7 @@
     <w:r>
       <w:tab/>
       <w:tab/>
-      <w:t>2026-07-23</w:t>
+      <w:t>2026-07-24</w:t>
       <w:br/>
       <w:br/>
     </w:r>

--- a/tillsyn/A 61591-2025 tillsynsbegäran.docx
+++ b/tillsyn/A 61591-2025 tillsynsbegäran.docx
@@ -347,7 +347,7 @@
     <w:r>
       <w:tab/>
       <w:tab/>
-      <w:t>2026-07-24</w:t>
+      <w:t>2026-07-25</w:t>
       <w:br/>
       <w:br/>
     </w:r>

--- a/tillsyn/A 61591-2025 tillsynsbegäran.docx
+++ b/tillsyn/A 61591-2025 tillsynsbegäran.docx
@@ -347,7 +347,7 @@
     <w:r>
       <w:tab/>
       <w:tab/>
-      <w:t>2026-07-25</w:t>
+      <w:t>2026-07-26</w:t>
       <w:br/>
       <w:br/>
     </w:r>

--- a/tillsyn/A 61591-2025 tillsynsbegäran.docx
+++ b/tillsyn/A 61591-2025 tillsynsbegäran.docx
@@ -347,7 +347,7 @@
     <w:r>
       <w:tab/>
       <w:tab/>
-      <w:t>2026-07-26</w:t>
+      <w:t>2026-07-27</w:t>
       <w:br/>
       <w:br/>
     </w:r>

--- a/tillsyn/A 61591-2025 tillsynsbegäran.docx
+++ b/tillsyn/A 61591-2025 tillsynsbegäran.docx
@@ -347,7 +347,7 @@
     <w:r>
       <w:tab/>
       <w:tab/>
-      <w:t>2026-07-27</w:t>
+      <w:t>2026-07-28</w:t>
       <w:br/>
       <w:br/>
     </w:r>

--- a/tillsyn/A 61591-2025 tillsynsbegäran.docx
+++ b/tillsyn/A 61591-2025 tillsynsbegäran.docx
@@ -347,7 +347,7 @@
     <w:r>
       <w:tab/>
       <w:tab/>
-      <w:t>2026-07-28</w:t>
+      <w:t>2026-07-29</w:t>
       <w:br/>
       <w:br/>
     </w:r>

--- a/tillsyn/A 61591-2025 tillsynsbegäran.docx
+++ b/tillsyn/A 61591-2025 tillsynsbegäran.docx
@@ -347,7 +347,7 @@
     <w:r>
       <w:tab/>
       <w:tab/>
-      <w:t>2026-07-29</w:t>
+      <w:t>2026-07-30</w:t>
       <w:br/>
       <w:br/>
     </w:r>

--- a/tillsyn/A 61591-2025 tillsynsbegäran.docx
+++ b/tillsyn/A 61591-2025 tillsynsbegäran.docx
@@ -347,7 +347,7 @@
     <w:r>
       <w:tab/>
       <w:tab/>
-      <w:t>2026-07-30</w:t>
+      <w:t>2026-07-31</w:t>
       <w:br/>
       <w:br/>
     </w:r>

--- a/tillsyn/A 61591-2025 tillsynsbegäran.docx
+++ b/tillsyn/A 61591-2025 tillsynsbegäran.docx
@@ -347,7 +347,7 @@
     <w:r>
       <w:tab/>
       <w:tab/>
-      <w:t>2026-07-31</w:t>
+      <w:t>2026-08-01</w:t>
       <w:br/>
       <w:br/>
     </w:r>

--- a/tillsyn/A 61591-2025 tillsynsbegäran.docx
+++ b/tillsyn/A 61591-2025 tillsynsbegäran.docx
@@ -347,7 +347,7 @@
     <w:r>
       <w:tab/>
       <w:tab/>
-      <w:t>2026-08-01</w:t>
+      <w:t>2026-08-02</w:t>
       <w:br/>
       <w:br/>
     </w:r>

--- a/tillsyn/A 61591-2025 tillsynsbegäran.docx
+++ b/tillsyn/A 61591-2025 tillsynsbegäran.docx
@@ -347,7 +347,7 @@
     <w:r>
       <w:tab/>
       <w:tab/>
-      <w:t>2026-08-02</w:t>
+      <w:t>2026-08-03</w:t>
       <w:br/>
       <w:br/>
     </w:r>

--- a/tillsyn/A 61591-2025 tillsynsbegäran.docx
+++ b/tillsyn/A 61591-2025 tillsynsbegäran.docx
@@ -347,7 +347,7 @@
     <w:r>
       <w:tab/>
       <w:tab/>
-      <w:t>2026-08-03</w:t>
+      <w:t>2026-08-05</w:t>
       <w:br/>
       <w:br/>
     </w:r>

--- a/tillsyn/A 61591-2025 tillsynsbegäran.docx
+++ b/tillsyn/A 61591-2025 tillsynsbegäran.docx
@@ -347,7 +347,7 @@
     <w:r>
       <w:tab/>
       <w:tab/>
-      <w:t>2026-08-05</w:t>
+      <w:t>2026-08-07</w:t>
       <w:br/>
       <w:br/>
     </w:r>

--- a/tillsyn/A 61591-2025 tillsynsbegäran.docx
+++ b/tillsyn/A 61591-2025 tillsynsbegäran.docx
@@ -347,7 +347,7 @@
     <w:r>
       <w:tab/>
       <w:tab/>
-      <w:t>2026-08-07</w:t>
+      <w:t>2026-08-08</w:t>
       <w:br/>
       <w:br/>
     </w:r>

--- a/tillsyn/A 61591-2025 tillsynsbegäran.docx
+++ b/tillsyn/A 61591-2025 tillsynsbegäran.docx
@@ -60,7 +60,7 @@
         <w:spacing w:after="240"/>
       </w:pPr>
       <w:r>
-        <w:t>Figur 1. Fyndplatser för naturvårdsarter i och inom 13 meter från avverkningsanmälan. Markörer utan svart kant är placerade på fyndplatsen. Markörer med svart kant är placerade vid sidan av fyndplatsen har ett svart streck som visar fyndplatsens exakta position. Kartans mittpunktskoordinat är N 6873211, E 360509 i SWEREF 99 TM.</w:t>
+        <w:t>Figur 1. Fyndplatser för naturvårdsarter i och inom 13 meter från avverkningsanmälan. Markörer utan svart kant är placerade på fyndplatsen. Markörer med svart kant är placerade vid sidan av fyndplatsen och har ett svart streck som visar fyndplatsens exakta position. Kartans mittpunktskoordinat är N 6873211, E 360509 i SWEREF 99 TM.</w:t>
       </w:r>
     </w:p>
     <w:p>
@@ -347,7 +347,7 @@
     <w:r>
       <w:tab/>
       <w:tab/>
-      <w:t>2026-08-14</w:t>
+      <w:t>2026-08-15</w:t>
       <w:br/>
       <w:br/>
     </w:r>

--- a/tillsyn/A 61591-2025 tillsynsbegäran.docx
+++ b/tillsyn/A 61591-2025 tillsynsbegäran.docx
@@ -347,7 +347,7 @@
     <w:r>
       <w:tab/>
       <w:tab/>
-      <w:t>2026-08-15</w:t>
+      <w:t>2026-08-16</w:t>
       <w:br/>
       <w:br/>
     </w:r>

--- a/tillsyn/A 61591-2025 tillsynsbegäran.docx
+++ b/tillsyn/A 61591-2025 tillsynsbegäran.docx
@@ -347,7 +347,7 @@
     <w:r>
       <w:tab/>
       <w:tab/>
-      <w:t>2026-08-16</w:t>
+      <w:t>2026-08-17</w:t>
       <w:br/>
       <w:br/>
     </w:r>

--- a/tillsyn/A 61591-2025 tillsynsbegäran.docx
+++ b/tillsyn/A 61591-2025 tillsynsbegäran.docx
@@ -347,7 +347,7 @@
     <w:r>
       <w:tab/>
       <w:tab/>
-      <w:t>2026-08-17</w:t>
+      <w:t>2026-08-18</w:t>
       <w:br/>
       <w:br/>
     </w:r>

--- a/tillsyn/A 61591-2025 tillsynsbegäran.docx
+++ b/tillsyn/A 61591-2025 tillsynsbegäran.docx
@@ -347,7 +347,7 @@
     <w:r>
       <w:tab/>
       <w:tab/>
-      <w:t>2026-08-18</w:t>
+      <w:t>2026-08-19</w:t>
       <w:br/>
       <w:br/>
     </w:r>

--- a/tillsyn/A 61591-2025 tillsynsbegäran.docx
+++ b/tillsyn/A 61591-2025 tillsynsbegäran.docx
@@ -347,7 +347,7 @@
     <w:r>
       <w:tab/>
       <w:tab/>
-      <w:t>2026-08-19</w:t>
+      <w:t>2026-08-20</w:t>
       <w:br/>
       <w:br/>
     </w:r>

--- a/tillsyn/A 61591-2025 tillsynsbegäran.docx
+++ b/tillsyn/A 61591-2025 tillsynsbegäran.docx
@@ -347,7 +347,7 @@
     <w:r>
       <w:tab/>
       <w:tab/>
-      <w:t>2026-08-20</w:t>
+      <w:t>2026-08-21</w:t>
       <w:br/>
       <w:br/>
     </w:r>

--- a/tillsyn/A 61591-2025 tillsynsbegäran.docx
+++ b/tillsyn/A 61591-2025 tillsynsbegäran.docx
@@ -347,7 +347,7 @@
     <w:r>
       <w:tab/>
       <w:tab/>
-      <w:t>2026-08-21</w:t>
+      <w:t>2026-08-22</w:t>
       <w:br/>
       <w:br/>
     </w:r>

--- a/tillsyn/A 61591-2025 tillsynsbegäran.docx
+++ b/tillsyn/A 61591-2025 tillsynsbegäran.docx
@@ -347,7 +347,7 @@
     <w:r>
       <w:tab/>
       <w:tab/>
-      <w:t>2026-08-22</w:t>
+      <w:t>2026-08-23</w:t>
       <w:br/>
       <w:br/>
     </w:r>

--- a/tillsyn/A 61591-2025 tillsynsbegäran.docx
+++ b/tillsyn/A 61591-2025 tillsynsbegäran.docx
@@ -347,7 +347,7 @@
     <w:r>
       <w:tab/>
       <w:tab/>
-      <w:t>2026-08-23</w:t>
+      <w:t>2026-08-24</w:t>
       <w:br/>
       <w:br/>
     </w:r>

--- a/tillsyn/A 61591-2025 tillsynsbegäran.docx
+++ b/tillsyn/A 61591-2025 tillsynsbegäran.docx
@@ -347,7 +347,7 @@
     <w:r>
       <w:tab/>
       <w:tab/>
-      <w:t>2026-08-24</w:t>
+      <w:t>2026-08-25</w:t>
       <w:br/>
       <w:br/>
     </w:r>

--- a/tillsyn/A 61591-2025 tillsynsbegäran.docx
+++ b/tillsyn/A 61591-2025 tillsynsbegäran.docx
@@ -347,7 +347,7 @@
     <w:r>
       <w:tab/>
       <w:tab/>
-      <w:t>2026-08-25</w:t>
+      <w:t>2026-08-26</w:t>
       <w:br/>
       <w:br/>
     </w:r>

--- a/tillsyn/A 61591-2025 tillsynsbegäran.docx
+++ b/tillsyn/A 61591-2025 tillsynsbegäran.docx
@@ -347,7 +347,7 @@
     <w:r>
       <w:tab/>
       <w:tab/>
-      <w:t>2026-08-26</w:t>
+      <w:t>2026-08-27</w:t>
       <w:br/>
       <w:br/>
     </w:r>

--- a/tillsyn/A 61591-2025 tillsynsbegäran.docx
+++ b/tillsyn/A 61591-2025 tillsynsbegäran.docx
@@ -347,7 +347,7 @@
     <w:r>
       <w:tab/>
       <w:tab/>
-      <w:t>2026-08-27</w:t>
+      <w:t>2026-08-28</w:t>
       <w:br/>
       <w:br/>
     </w:r>

--- a/tillsyn/A 61591-2025 tillsynsbegäran.docx
+++ b/tillsyn/A 61591-2025 tillsynsbegäran.docx
@@ -347,7 +347,7 @@
     <w:r>
       <w:tab/>
       <w:tab/>
-      <w:t>2026-08-28</w:t>
+      <w:t>2026-08-29</w:t>
       <w:br/>
       <w:br/>
     </w:r>

--- a/tillsyn/A 61591-2025 tillsynsbegäran.docx
+++ b/tillsyn/A 61591-2025 tillsynsbegäran.docx
@@ -347,7 +347,7 @@
     <w:r>
       <w:tab/>
       <w:tab/>
-      <w:t>2026-08-29</w:t>
+      <w:t>2026-08-31</w:t>
       <w:br/>
       <w:br/>
     </w:r>

--- a/tillsyn/A 61591-2025 tillsynsbegäran.docx
+++ b/tillsyn/A 61591-2025 tillsynsbegäran.docx
@@ -347,7 +347,7 @@
     <w:r>
       <w:tab/>
       <w:tab/>
-      <w:t>2026-08-31</w:t>
+      <w:t>2026-09-01</w:t>
       <w:br/>
       <w:br/>
     </w:r>

--- a/tillsyn/A 61591-2025 tillsynsbegäran.docx
+++ b/tillsyn/A 61591-2025 tillsynsbegäran.docx
@@ -347,7 +347,7 @@
     <w:r>
       <w:tab/>
       <w:tab/>
-      <w:t>2026-09-01</w:t>
+      <w:t>2026-09-02</w:t>
       <w:br/>
       <w:br/>
     </w:r>

--- a/tillsyn/A 61591-2025 tillsynsbegäran.docx
+++ b/tillsyn/A 61591-2025 tillsynsbegäran.docx
@@ -347,7 +347,7 @@
     <w:r>
       <w:tab/>
       <w:tab/>
-      <w:t>2026-09-02</w:t>
+      <w:t>2026-09-03</w:t>
       <w:br/>
       <w:br/>
     </w:r>

--- a/tillsyn/A 61591-2025 tillsynsbegäran.docx
+++ b/tillsyn/A 61591-2025 tillsynsbegäran.docx
@@ -347,7 +347,7 @@
     <w:r>
       <w:tab/>
       <w:tab/>
-      <w:t>2026-09-03</w:t>
+      <w:t>2026-09-04</w:t>
       <w:br/>
       <w:br/>
     </w:r>

--- a/tillsyn/A 61591-2025 tillsynsbegäran.docx
+++ b/tillsyn/A 61591-2025 tillsynsbegäran.docx
@@ -347,7 +347,7 @@
     <w:r>
       <w:tab/>
       <w:tab/>
-      <w:t>2026-09-04</w:t>
+      <w:t>2026-09-05</w:t>
       <w:br/>
       <w:br/>
     </w:r>

--- a/tillsyn/A 61591-2025 tillsynsbegäran.docx
+++ b/tillsyn/A 61591-2025 tillsynsbegäran.docx
@@ -347,7 +347,7 @@
     <w:r>
       <w:tab/>
       <w:tab/>
-      <w:t>2026-09-05</w:t>
+      <w:t>2026-09-06</w:t>
       <w:br/>
       <w:br/>
     </w:r>

--- a/tillsyn/A 61591-2025 tillsynsbegäran.docx
+++ b/tillsyn/A 61591-2025 tillsynsbegäran.docx
@@ -347,7 +347,7 @@
     <w:r>
       <w:tab/>
       <w:tab/>
-      <w:t>2026-09-06</w:t>
+      <w:t>2026-09-07</w:t>
       <w:br/>
       <w:br/>
     </w:r>

--- a/tillsyn/A 61591-2025 tillsynsbegäran.docx
+++ b/tillsyn/A 61591-2025 tillsynsbegäran.docx
@@ -347,7 +347,7 @@
     <w:r>
       <w:tab/>
       <w:tab/>
-      <w:t>2026-09-07</w:t>
+      <w:t>2026-09-08</w:t>
       <w:br/>
       <w:br/>
     </w:r>

--- a/tillsyn/A 61591-2025 tillsynsbegäran.docx
+++ b/tillsyn/A 61591-2025 tillsynsbegäran.docx
@@ -347,7 +347,7 @@
     <w:r>
       <w:tab/>
       <w:tab/>
-      <w:t>2026-09-08</w:t>
+      <w:t>2026-09-09</w:t>
       <w:br/>
       <w:br/>
     </w:r>

--- a/tillsyn/A 61591-2025 tillsynsbegäran.docx
+++ b/tillsyn/A 61591-2025 tillsynsbegäran.docx
@@ -347,7 +347,7 @@
     <w:r>
       <w:tab/>
       <w:tab/>
-      <w:t>2026-09-09</w:t>
+      <w:t>2026-09-10</w:t>
       <w:br/>
       <w:br/>
     </w:r>

--- a/tillsyn/A 61591-2025 tillsynsbegäran.docx
+++ b/tillsyn/A 61591-2025 tillsynsbegäran.docx
@@ -347,7 +347,7 @@
     <w:r>
       <w:tab/>
       <w:tab/>
-      <w:t>2026-09-10</w:t>
+      <w:t>2026-09-11</w:t>
       <w:br/>
       <w:br/>
     </w:r>

--- a/tillsyn/A 61591-2025 tillsynsbegäran.docx
+++ b/tillsyn/A 61591-2025 tillsynsbegäran.docx
@@ -347,7 +347,7 @@
     <w:r>
       <w:tab/>
       <w:tab/>
-      <w:t>2026-09-11</w:t>
+      <w:t>2026-09-12</w:t>
       <w:br/>
       <w:br/>
     </w:r>

--- a/tillsyn/A 61591-2025 tillsynsbegäran.docx
+++ b/tillsyn/A 61591-2025 tillsynsbegäran.docx
@@ -347,7 +347,7 @@
     <w:r>
       <w:tab/>
       <w:tab/>
-      <w:t>2026-09-12</w:t>
+      <w:t>2026-09-13</w:t>
       <w:br/>
       <w:br/>
     </w:r>
